--- a/Mine2026/БУ_19/Б19.docx
+++ b/Mine2026/БУ_19/Б19.docx
@@ -45,154 +45,86 @@
       </w:r>
     </w:p>
     <w:p>
-      <w:r>
-        <w:rPr>
-          <w:color w:val="000000" w:themeColor="text1"/>
-        </w:rPr>
-        <w:t>Необходимо создать документ «Операция», с помощью которого пользователь должен иметь возможность ввести проводки с произвольной корреспонденцией счетов. При решении задачи следует учитывать возможность наличия проводок, сформированных с помощью данного документа.</w:t>
-      </w:r>
-    </w:p>
-    <w:p>
-      <w:r>
-        <w:rPr>
-          <w:color w:val="000000" w:themeColor="text1"/>
-        </w:rPr>
-        <w:t>Компания занимается оптовой торговлей. Поступление товаров отражается документом «Приходная Накладная», продажа - «Расходная накладная».</w:t>
-      </w:r>
-    </w:p>
-    <w:p>
-      <w:r>
-        <w:rPr>
-          <w:color w:val="000000" w:themeColor="text1"/>
-        </w:rPr>
-        <w:t xml:space="preserve">Учет товаров ведется в разрезе партий и сроков годности. У каждого товара указывается максимальный срок годности, который не может подвергаться изменению, например, максимальный срок годности сосисок составляет 10 дней. Сам срок годности отслеживается от момента поступления товара. Например, если сосиски поступили 1 января, то через 10 дней – с 11 января они считаются просроченными </w:t>
-      </w:r>
-    </w:p>
-    <w:p>
-      <w:r>
-        <w:rPr>
-          <w:color w:val="000000" w:themeColor="text1"/>
-        </w:rPr>
-        <w:t xml:space="preserve"> </w:t>
-      </w:r>
-    </w:p>
-    <w:p>
-      <w:r>
-        <w:rPr>
-          <w:color w:val="000000" w:themeColor="text1"/>
-        </w:rPr>
-        <w:t>Документ «</w:t>
-      </w:r>
-      <w:r>
-        <w:rPr>
-          <w:color w:val="000000" w:themeColor="text1"/>
-        </w:rPr>
-        <w:t xml:space="preserve">Приходная </w:t>
-      </w:r>
-      <w:r>
-        <w:rPr>
-          <w:color w:val="000000" w:themeColor="text1"/>
-        </w:rPr>
-        <w:t>накладная» реализует следующие проводки:</w:t>
-      </w:r>
+      <w:pPr>
+        <w:rPr>
+          <w:color w:val="000000" w:themeColor="text1"/>
+        </w:rPr>
+      </w:pPr>
+      <w:proofErr w:type="spellStart"/>
+      <w:r>
+        <w:rPr>
+          <w:color w:val="000000" w:themeColor="text1"/>
+        </w:rPr>
+        <w:t>СрокГодностиНоменклатуры</w:t>
+      </w:r>
+      <w:proofErr w:type="spellEnd"/>
     </w:p>
     <w:p>
       <w:proofErr w:type="spellStart"/>
       <w:r>
         <w:rPr>
-          <w:i/>
-          <w:iCs/>
-          <w:color w:val="000000" w:themeColor="text1"/>
-        </w:rPr>
-        <w:t>Дт</w:t>
+          <w:color w:val="000000" w:themeColor="text1"/>
+        </w:rPr>
+        <w:t>СрокГодностиСМоментаПокупки</w:t>
       </w:r>
       <w:proofErr w:type="spellEnd"/>
       <w:r>
         <w:rPr>
-          <w:i/>
-          <w:iCs/>
-          <w:color w:val="000000" w:themeColor="text1"/>
-        </w:rPr>
-        <w:t xml:space="preserve"> «Товары» - </w:t>
+          <w:color w:val="000000" w:themeColor="text1"/>
+        </w:rPr>
+        <w:t xml:space="preserve"> = </w:t>
       </w:r>
       <w:proofErr w:type="spellStart"/>
       <w:r>
         <w:rPr>
-          <w:i/>
-          <w:iCs/>
-          <w:color w:val="000000" w:themeColor="text1"/>
-        </w:rPr>
-        <w:t>Кт</w:t>
+          <w:color w:val="000000" w:themeColor="text1"/>
+        </w:rPr>
+        <w:t>ДатаПокупки</w:t>
       </w:r>
       <w:proofErr w:type="spellEnd"/>
       <w:r>
         <w:rPr>
-          <w:i/>
-          <w:iCs/>
-          <w:color w:val="000000" w:themeColor="text1"/>
-        </w:rPr>
-        <w:t xml:space="preserve"> «Поставщики» на количество и сумму закупаемого товара.</w:t>
+          <w:color w:val="000000" w:themeColor="text1"/>
+        </w:rPr>
+        <w:t xml:space="preserve"> + </w:t>
+      </w:r>
+      <w:proofErr w:type="spellStart"/>
+      <w:r>
+        <w:rPr>
+          <w:color w:val="000000" w:themeColor="text1"/>
+        </w:rPr>
+        <w:t>СрокГодностиНоменклатуры</w:t>
+      </w:r>
+      <w:proofErr w:type="spellEnd"/>
+      <w:r>
+        <w:rPr>
+          <w:color w:val="000000" w:themeColor="text1"/>
+        </w:rPr>
+        <w:t xml:space="preserve"> * 86400</w:t>
       </w:r>
     </w:p>
     <w:p>
-      <w:r>
-        <w:rPr>
-          <w:i/>
-          <w:iCs/>
-          <w:color w:val="000000" w:themeColor="text1"/>
-        </w:rPr>
-        <w:t xml:space="preserve"> </w:t>
-      </w:r>
+      <w:pPr>
+        <w:pStyle w:val="affff1"/>
+        <w:ind w:left="360" w:firstLine="0"/>
+        <w:rPr>
+          <w:color w:val="000000" w:themeColor="text1"/>
+        </w:rPr>
+      </w:pPr>
     </w:p>
     <w:p>
-      <w:r>
-        <w:rPr>
-          <w:color w:val="000000" w:themeColor="text1"/>
-        </w:rPr>
-        <w:t xml:space="preserve">Списание себестоимости товара должно быть организованно по партиям, по методу </w:t>
-      </w:r>
-      <w:r>
-        <w:rPr>
-          <w:color w:val="000000" w:themeColor="text1"/>
-          <w:lang w:val="en-US"/>
-        </w:rPr>
-        <w:t>FIFO</w:t>
-      </w:r>
-      <w:r>
-        <w:rPr>
-          <w:color w:val="000000" w:themeColor="text1"/>
-        </w:rPr>
-        <w:t>, или по Средней. Кроме того, должен происходить контроль срока годности, если срок годности больше даты документа, то данный товар продаваться не может.</w:t>
-      </w:r>
-    </w:p>
-    <w:p>
-      <w:r>
-        <w:rPr>
-          <w:color w:val="000000" w:themeColor="text1"/>
-        </w:rPr>
-        <w:t>Значение учетной политики может меняться не чаще, чем 1 раз в год. Следует считать, что пользователь вручную самостоятельно корректно будет устанавливать учетную политику на соответствующий период.</w:t>
-      </w:r>
-    </w:p>
-    <w:p>
-      <w:r>
-        <w:rPr>
-          <w:color w:val="000000" w:themeColor="text1"/>
-        </w:rPr>
-        <w:t>При</w:t>
-      </w:r>
-      <w:r>
-        <w:rPr>
-          <w:color w:val="000000" w:themeColor="text1"/>
-        </w:rPr>
-        <w:t xml:space="preserve"> проведении документа необходимо использовать метод, актуальный на момент проведения документа.</w:t>
-      </w:r>
-    </w:p>
-    <w:p>
-      <w:r>
-        <w:rPr>
-          <w:color w:val="000000" w:themeColor="text1"/>
-        </w:rPr>
-        <w:t>В пользовательском режиме необходимо реализовать два примера ввода и проведения документов:</w:t>
+      <w:pPr>
+        <w:pStyle w:val="affff1"/>
+        <w:ind w:left="360" w:firstLine="0"/>
+        <w:rPr>
+          <w:color w:val="000000" w:themeColor="text1"/>
+        </w:rPr>
+      </w:pPr>
+      <w:r>
+        <w:rPr>
+          <w:color w:val="000000" w:themeColor="text1"/>
+        </w:rPr>
+        <w:t>Сделать:</w:t>
       </w:r>
     </w:p>
     <w:p>
@@ -271,7 +203,7 @@
           <w:iCs/>
           <w:color w:val="000000" w:themeColor="text1"/>
         </w:rPr>
-        <w:t xml:space="preserve"> «Прибыли и убытки» - </w:t>
+        <w:t xml:space="preserve"> «</w:t>
       </w:r>
       <w:proofErr w:type="spellStart"/>
       <w:r>
@@ -280,6 +212,24 @@
           <w:iCs/>
           <w:color w:val="000000" w:themeColor="text1"/>
         </w:rPr>
+        <w:t>ПиУ</w:t>
+      </w:r>
+      <w:proofErr w:type="spellEnd"/>
+      <w:r>
+        <w:rPr>
+          <w:i/>
+          <w:iCs/>
+          <w:color w:val="000000" w:themeColor="text1"/>
+        </w:rPr>
+        <w:t xml:space="preserve">» - </w:t>
+      </w:r>
+      <w:proofErr w:type="spellStart"/>
+      <w:r>
+        <w:rPr>
+          <w:i/>
+          <w:iCs/>
+          <w:color w:val="000000" w:themeColor="text1"/>
+        </w:rPr>
         <w:t>Кт</w:t>
       </w:r>
       <w:proofErr w:type="spellEnd"/>
@@ -289,7 +239,33 @@
           <w:iCs/>
           <w:color w:val="000000" w:themeColor="text1"/>
         </w:rPr>
-        <w:t xml:space="preserve"> «Товары» на количество и сумму себестоимости</w:t>
+        <w:t xml:space="preserve"> «</w:t>
+      </w:r>
+      <w:proofErr w:type="spellStart"/>
+      <w:r>
+        <w:rPr>
+          <w:i/>
+          <w:iCs/>
+          <w:color w:val="000000" w:themeColor="text1"/>
+        </w:rPr>
+        <w:t>Тов</w:t>
+      </w:r>
+      <w:proofErr w:type="spellEnd"/>
+      <w:r>
+        <w:rPr>
+          <w:i/>
+          <w:iCs/>
+          <w:color w:val="000000" w:themeColor="text1"/>
+        </w:rPr>
+        <w:t xml:space="preserve">» </w:t>
+      </w:r>
+      <w:r>
+        <w:rPr>
+          <w:i/>
+          <w:iCs/>
+          <w:color w:val="000000" w:themeColor="text1"/>
+        </w:rPr>
+        <w:t>СС</w:t>
       </w:r>
     </w:p>
     <w:p>
@@ -309,7 +285,7 @@
           <w:iCs/>
           <w:color w:val="000000" w:themeColor="text1"/>
         </w:rPr>
-        <w:t xml:space="preserve"> «Покупатели» - </w:t>
+        <w:t xml:space="preserve"> «</w:t>
       </w:r>
       <w:proofErr w:type="spellStart"/>
       <w:r>
@@ -318,6 +294,24 @@
           <w:iCs/>
           <w:color w:val="000000" w:themeColor="text1"/>
         </w:rPr>
+        <w:t>Пок</w:t>
+      </w:r>
+      <w:proofErr w:type="spellEnd"/>
+      <w:r>
+        <w:rPr>
+          <w:i/>
+          <w:iCs/>
+          <w:color w:val="000000" w:themeColor="text1"/>
+        </w:rPr>
+        <w:t xml:space="preserve">» - </w:t>
+      </w:r>
+      <w:proofErr w:type="spellStart"/>
+      <w:r>
+        <w:rPr>
+          <w:i/>
+          <w:iCs/>
+          <w:color w:val="000000" w:themeColor="text1"/>
+        </w:rPr>
         <w:t>Кт</w:t>
       </w:r>
       <w:proofErr w:type="spellEnd"/>
@@ -327,8 +321,44 @@
           <w:iCs/>
           <w:color w:val="000000" w:themeColor="text1"/>
         </w:rPr>
-        <w:t xml:space="preserve"> «Прибыли и убытки» на сумму в продажных ценах.</w:t>
-      </w:r>
+        <w:t xml:space="preserve"> «</w:t>
+      </w:r>
+      <w:proofErr w:type="spellStart"/>
+      <w:r>
+        <w:rPr>
+          <w:i/>
+          <w:iCs/>
+          <w:color w:val="000000" w:themeColor="text1"/>
+        </w:rPr>
+        <w:t>П</w:t>
+      </w:r>
+      <w:r>
+        <w:rPr>
+          <w:i/>
+          <w:iCs/>
+          <w:color w:val="000000" w:themeColor="text1"/>
+        </w:rPr>
+        <w:t>иУ</w:t>
+      </w:r>
+      <w:proofErr w:type="spellEnd"/>
+      <w:r>
+        <w:rPr>
+          <w:i/>
+          <w:iCs/>
+          <w:color w:val="000000" w:themeColor="text1"/>
+        </w:rPr>
+        <w:t xml:space="preserve">» </w:t>
+      </w:r>
+      <w:proofErr w:type="spellStart"/>
+      <w:r>
+        <w:rPr>
+          <w:i/>
+          <w:iCs/>
+          <w:color w:val="000000" w:themeColor="text1"/>
+        </w:rPr>
+        <w:t>Прод</w:t>
+      </w:r>
+      <w:proofErr w:type="spellEnd"/>
     </w:p>
     <w:p>
       <w:pPr>
@@ -382,395 +412,8 @@
         </w:rPr>
         <w:t xml:space="preserve"> «Товары» на количество и сумму себестоимости</w:t>
       </w:r>
-    </w:p>
-    <w:p>
-      <w:pPr>
-        <w:rPr>
-          <w:color w:val="000000" w:themeColor="text1"/>
-        </w:rPr>
-      </w:pPr>
-    </w:p>
-    <w:p>
-      <w:r>
-        <w:rPr>
-          <w:color w:val="000000" w:themeColor="text1"/>
-        </w:rPr>
-        <w:t>Необходимо построить отчет по продажам товаров за период.</w:t>
-      </w:r>
-    </w:p>
-    <w:p>
       <w:bookmarkStart w:id="0" w:name="_GoBack"/>
       <w:bookmarkEnd w:id="0"/>
-    </w:p>
-    <w:p>
-      <w:r>
-        <w:rPr>
-          <w:b/>
-          <w:bCs/>
-          <w:color w:val="000000" w:themeColor="text1"/>
-        </w:rPr>
-        <w:t>Продажа товаров</w:t>
-      </w:r>
-    </w:p>
-    <w:tbl>
-      <w:tblPr>
-        <w:tblStyle w:val="affff0"/>
-        <w:tblW w:w="0" w:type="auto"/>
-        <w:tblLook w:val="04A0" w:firstRow="1" w:lastRow="0" w:firstColumn="1" w:lastColumn="0" w:noHBand="0" w:noVBand="1"/>
-      </w:tblPr>
-      <w:tblGrid>
-        <w:gridCol w:w="2480"/>
-        <w:gridCol w:w="2480"/>
-        <w:gridCol w:w="2480"/>
-        <w:gridCol w:w="2480"/>
-      </w:tblGrid>
-      <w:tr>
-        <w:tc>
-          <w:tcPr>
-            <w:tcW w:w="2480" w:type="dxa"/>
-          </w:tcPr>
-          <w:p>
-            <w:pPr>
-              <w:ind w:firstLine="0"/>
-              <w:jc w:val="center"/>
-            </w:pPr>
-            <w:r>
-              <w:rPr>
-                <w:b/>
-                <w:bCs/>
-                <w:color w:val="000000" w:themeColor="text1"/>
-              </w:rPr>
-              <w:t>Номенклатура</w:t>
-            </w:r>
-          </w:p>
-        </w:tc>
-        <w:tc>
-          <w:tcPr>
-            <w:tcW w:w="2480" w:type="dxa"/>
-          </w:tcPr>
-          <w:p>
-            <w:pPr>
-              <w:ind w:firstLine="0"/>
-              <w:jc w:val="center"/>
-            </w:pPr>
-            <w:r>
-              <w:rPr>
-                <w:b/>
-                <w:bCs/>
-                <w:color w:val="000000" w:themeColor="text1"/>
-              </w:rPr>
-              <w:t>Себестоимость</w:t>
-            </w:r>
-            <w:r>
-              <w:br/>
-            </w:r>
-            <w:r>
-              <w:rPr>
-                <w:b/>
-                <w:bCs/>
-                <w:color w:val="000000" w:themeColor="text1"/>
-              </w:rPr>
-              <w:t xml:space="preserve"> продаж</w:t>
-            </w:r>
-          </w:p>
-        </w:tc>
-        <w:tc>
-          <w:tcPr>
-            <w:tcW w:w="2480" w:type="dxa"/>
-          </w:tcPr>
-          <w:p>
-            <w:pPr>
-              <w:jc w:val="center"/>
-            </w:pPr>
-            <w:r>
-              <w:rPr>
-                <w:b/>
-                <w:bCs/>
-                <w:color w:val="000000" w:themeColor="text1"/>
-              </w:rPr>
-              <w:t>Продажа</w:t>
-            </w:r>
-          </w:p>
-          <w:p>
-            <w:pPr>
-              <w:jc w:val="center"/>
-            </w:pPr>
-            <w:r>
-              <w:rPr>
-                <w:b/>
-                <w:bCs/>
-                <w:color w:val="000000" w:themeColor="text1"/>
-              </w:rPr>
-              <w:t>кол. / сумма</w:t>
-            </w:r>
-          </w:p>
-        </w:tc>
-        <w:tc>
-          <w:tcPr>
-            <w:tcW w:w="2480" w:type="dxa"/>
-          </w:tcPr>
-          <w:p>
-            <w:pPr>
-              <w:ind w:firstLine="0"/>
-              <w:jc w:val="center"/>
-            </w:pPr>
-            <w:r>
-              <w:rPr>
-                <w:b/>
-                <w:bCs/>
-                <w:color w:val="000000" w:themeColor="text1"/>
-              </w:rPr>
-              <w:t>Списано</w:t>
-            </w:r>
-            <w:r>
-              <w:br/>
-            </w:r>
-            <w:r>
-              <w:rPr>
-                <w:b/>
-                <w:bCs/>
-                <w:color w:val="000000" w:themeColor="text1"/>
-              </w:rPr>
-              <w:t xml:space="preserve"> кол. / сумма</w:t>
-            </w:r>
-          </w:p>
-        </w:tc>
-      </w:tr>
-      <w:tr>
-        <w:tc>
-          <w:tcPr>
-            <w:tcW w:w="2480" w:type="dxa"/>
-          </w:tcPr>
-          <w:p>
-            <w:r>
-              <w:rPr>
-                <w:color w:val="000000" w:themeColor="text1"/>
-              </w:rPr>
-              <w:t xml:space="preserve">Йогурт </w:t>
-            </w:r>
-            <w:proofErr w:type="spellStart"/>
-            <w:r>
-              <w:rPr>
-                <w:color w:val="000000" w:themeColor="text1"/>
-              </w:rPr>
-              <w:t>многополезный</w:t>
-            </w:r>
-            <w:proofErr w:type="spellEnd"/>
-          </w:p>
-        </w:tc>
-        <w:tc>
-          <w:tcPr>
-            <w:tcW w:w="2480" w:type="dxa"/>
-          </w:tcPr>
-          <w:p>
-            <w:r>
-              <w:t xml:space="preserve"> 3000,00</w:t>
-            </w:r>
-          </w:p>
-          <w:p/>
-        </w:tc>
-        <w:tc>
-          <w:tcPr>
-            <w:tcW w:w="2480" w:type="dxa"/>
-          </w:tcPr>
-          <w:p>
-            <w:r>
-              <w:rPr>
-                <w:color w:val="000000" w:themeColor="text1"/>
-              </w:rPr>
-              <w:t>3</w:t>
-            </w:r>
-          </w:p>
-          <w:p>
-            <w:r>
-              <w:rPr>
-                <w:color w:val="000000" w:themeColor="text1"/>
-              </w:rPr>
-              <w:t>6200,00</w:t>
-            </w:r>
-          </w:p>
-        </w:tc>
-        <w:tc>
-          <w:tcPr>
-            <w:tcW w:w="2480" w:type="dxa"/>
-          </w:tcPr>
-          <w:p>
-            <w:r>
-              <w:t xml:space="preserve"> </w:t>
-            </w:r>
-          </w:p>
-        </w:tc>
-      </w:tr>
-      <w:tr>
-        <w:tc>
-          <w:tcPr>
-            <w:tcW w:w="2480" w:type="dxa"/>
-          </w:tcPr>
-          <w:p>
-            <w:r>
-              <w:t xml:space="preserve"> Йогурт </w:t>
-            </w:r>
-            <w:proofErr w:type="spellStart"/>
-            <w:r>
-              <w:t>сильновкусный</w:t>
-            </w:r>
-            <w:proofErr w:type="spellEnd"/>
-          </w:p>
-        </w:tc>
-        <w:tc>
-          <w:tcPr>
-            <w:tcW w:w="2480" w:type="dxa"/>
-          </w:tcPr>
-          <w:p>
-            <w:r>
-              <w:rPr>
-                <w:color w:val="000000" w:themeColor="text1"/>
-              </w:rPr>
-              <w:t>3000,00</w:t>
-            </w:r>
-          </w:p>
-          <w:p/>
-        </w:tc>
-        <w:tc>
-          <w:tcPr>
-            <w:tcW w:w="2480" w:type="dxa"/>
-          </w:tcPr>
-          <w:p>
-            <w:r>
-              <w:rPr>
-                <w:color w:val="000000" w:themeColor="text1"/>
-              </w:rPr>
-              <w:t>3</w:t>
-            </w:r>
-          </w:p>
-          <w:p>
-            <w:r>
-              <w:rPr>
-                <w:color w:val="000000" w:themeColor="text1"/>
-              </w:rPr>
-              <w:t>6200,00</w:t>
-            </w:r>
-          </w:p>
-        </w:tc>
-        <w:tc>
-          <w:tcPr>
-            <w:tcW w:w="2480" w:type="dxa"/>
-          </w:tcPr>
-          <w:p>
-            <w:pPr>
-              <w:jc w:val="right"/>
-            </w:pPr>
-          </w:p>
-          <w:p>
-            <w:pPr>
-              <w:jc w:val="right"/>
-            </w:pPr>
-          </w:p>
-        </w:tc>
-      </w:tr>
-      <w:tr>
-        <w:tc>
-          <w:tcPr>
-            <w:tcW w:w="2480" w:type="dxa"/>
-          </w:tcPr>
-          <w:p>
-            <w:r>
-              <w:rPr>
-                <w:color w:val="000000" w:themeColor="text1"/>
-              </w:rPr>
-              <w:t>Тефтельки</w:t>
-            </w:r>
-          </w:p>
-        </w:tc>
-        <w:tc>
-          <w:tcPr>
-            <w:tcW w:w="2480" w:type="dxa"/>
-          </w:tcPr>
-          <w:p>
-            <w:r>
-              <w:t xml:space="preserve"> 2500,00</w:t>
-            </w:r>
-          </w:p>
-          <w:p/>
-        </w:tc>
-        <w:tc>
-          <w:tcPr>
-            <w:tcW w:w="2480" w:type="dxa"/>
-          </w:tcPr>
-          <w:p>
-            <w:r>
-              <w:rPr>
-                <w:color w:val="000000" w:themeColor="text1"/>
-              </w:rPr>
-              <w:t>20</w:t>
-            </w:r>
-          </w:p>
-          <w:p>
-            <w:r>
-              <w:rPr>
-                <w:color w:val="000000" w:themeColor="text1"/>
-              </w:rPr>
-              <w:t>5000,00</w:t>
-            </w:r>
-          </w:p>
-        </w:tc>
-        <w:tc>
-          <w:tcPr>
-            <w:tcW w:w="2480" w:type="dxa"/>
-          </w:tcPr>
-          <w:p>
-            <w:r>
-              <w:rPr>
-                <w:color w:val="000000" w:themeColor="text1"/>
-              </w:rPr>
-              <w:t>2</w:t>
-            </w:r>
-          </w:p>
-          <w:p>
-            <w:r>
-              <w:rPr>
-                <w:color w:val="000000" w:themeColor="text1"/>
-              </w:rPr>
-              <w:t>240,00</w:t>
-            </w:r>
-          </w:p>
-        </w:tc>
-      </w:tr>
-    </w:tbl>
-    <w:p/>
-    <w:p>
-      <w:r>
-        <w:rPr>
-          <w:color w:val="000000" w:themeColor="text1"/>
-        </w:rPr>
-        <w:t xml:space="preserve">*Существует еще одна разновидность этой задачи. Отличия следующие: в документе «Приходная накладная» сразу указывается срок годности для поступающего товара, методы списания – </w:t>
-      </w:r>
-      <w:r>
-        <w:rPr>
-          <w:color w:val="000000" w:themeColor="text1"/>
-          <w:lang w:val="en-US"/>
-        </w:rPr>
-        <w:t>FIFO</w:t>
-      </w:r>
-      <w:r>
-        <w:rPr>
-          <w:color w:val="000000" w:themeColor="text1"/>
-        </w:rPr>
-        <w:t xml:space="preserve"> и </w:t>
-      </w:r>
-      <w:r>
-        <w:rPr>
-          <w:color w:val="000000" w:themeColor="text1"/>
-          <w:lang w:val="en-US"/>
-        </w:rPr>
-        <w:t>LIFO</w:t>
-      </w:r>
-      <w:r>
-        <w:rPr>
-          <w:color w:val="000000" w:themeColor="text1"/>
-        </w:rPr>
-        <w:t>.</w:t>
-      </w:r>
     </w:p>
     <w:sectPr>
       <w:pgSz w:w="11906" w:h="16838"/>
@@ -794,7 +437,7 @@
       <w:lvlText w:val=""/>
       <w:lvlJc w:val="left"/>
       <w:pPr>
-        <w:ind w:left="720" w:hanging="360"/>
+        <w:ind w:left="1080" w:hanging="360"/>
       </w:pPr>
       <w:rPr>
         <w:rFonts w:ascii="Symbol" w:hAnsi="Symbol" w:hint="default"/>
@@ -806,7 +449,7 @@
       <w:lvlText w:val="o"/>
       <w:lvlJc w:val="left"/>
       <w:pPr>
-        <w:ind w:left="1440" w:hanging="360"/>
+        <w:ind w:left="1800" w:hanging="360"/>
       </w:pPr>
       <w:rPr>
         <w:rFonts w:ascii="Courier New" w:hAnsi="Courier New" w:hint="default"/>
@@ -818,7 +461,7 @@
       <w:lvlText w:val=""/>
       <w:lvlJc w:val="left"/>
       <w:pPr>
-        <w:ind w:left="2160" w:hanging="360"/>
+        <w:ind w:left="2520" w:hanging="360"/>
       </w:pPr>
       <w:rPr>
         <w:rFonts w:ascii="Wingdings" w:hAnsi="Wingdings" w:hint="default"/>
@@ -830,7 +473,7 @@
       <w:lvlText w:val=""/>
       <w:lvlJc w:val="left"/>
       <w:pPr>
-        <w:ind w:left="2880" w:hanging="360"/>
+        <w:ind w:left="3240" w:hanging="360"/>
       </w:pPr>
       <w:rPr>
         <w:rFonts w:ascii="Symbol" w:hAnsi="Symbol" w:hint="default"/>
@@ -842,7 +485,7 @@
       <w:lvlText w:val="o"/>
       <w:lvlJc w:val="left"/>
       <w:pPr>
-        <w:ind w:left="3600" w:hanging="360"/>
+        <w:ind w:left="3960" w:hanging="360"/>
       </w:pPr>
       <w:rPr>
         <w:rFonts w:ascii="Courier New" w:hAnsi="Courier New" w:hint="default"/>
@@ -854,7 +497,7 @@
       <w:lvlText w:val=""/>
       <w:lvlJc w:val="left"/>
       <w:pPr>
-        <w:ind w:left="4320" w:hanging="360"/>
+        <w:ind w:left="4680" w:hanging="360"/>
       </w:pPr>
       <w:rPr>
         <w:rFonts w:ascii="Wingdings" w:hAnsi="Wingdings" w:hint="default"/>
@@ -866,7 +509,7 @@
       <w:lvlText w:val=""/>
       <w:lvlJc w:val="left"/>
       <w:pPr>
-        <w:ind w:left="5040" w:hanging="360"/>
+        <w:ind w:left="5400" w:hanging="360"/>
       </w:pPr>
       <w:rPr>
         <w:rFonts w:ascii="Symbol" w:hAnsi="Symbol" w:hint="default"/>
@@ -878,7 +521,7 @@
       <w:lvlText w:val="o"/>
       <w:lvlJc w:val="left"/>
       <w:pPr>
-        <w:ind w:left="5760" w:hanging="360"/>
+        <w:ind w:left="6120" w:hanging="360"/>
       </w:pPr>
       <w:rPr>
         <w:rFonts w:ascii="Courier New" w:hAnsi="Courier New" w:hint="default"/>
@@ -890,7 +533,7 @@
       <w:lvlText w:val=""/>
       <w:lvlJc w:val="left"/>
       <w:pPr>
-        <w:ind w:left="6480" w:hanging="360"/>
+        <w:ind w:left="6840" w:hanging="360"/>
       </w:pPr>
       <w:rPr>
         <w:rFonts w:ascii="Wingdings" w:hAnsi="Wingdings" w:hint="default"/>
@@ -2376,7 +2019,7 @@
 </file>
 
 <file path=customXml/itemProps1.xml><?xml version="1.0" encoding="utf-8"?>
-<ds:datastoreItem xmlns:ds="http://schemas.openxmlformats.org/officeDocument/2006/customXml" ds:itemID="{2E45386F-E044-408C-BA35-F6A3304AC7F4}">
+<ds:datastoreItem xmlns:ds="http://schemas.openxmlformats.org/officeDocument/2006/customXml" ds:itemID="{4D068394-5555-4956-ABA7-7A95AAB8088C}">
   <ds:schemaRefs>
     <ds:schemaRef ds:uri="http://schemas.openxmlformats.org/officeDocument/2006/bibliography"/>
   </ds:schemaRefs>

--- a/Mine2026/БУ_19/Б19.docx
+++ b/Mine2026/БУ_19/Б19.docx
@@ -45,86 +45,156 @@
       </w:r>
     </w:p>
     <w:p>
-      <w:pPr>
-        <w:rPr>
-          <w:color w:val="000000" w:themeColor="text1"/>
-        </w:rPr>
-      </w:pPr>
+      <w:r>
+        <w:rPr>
+          <w:color w:val="000000" w:themeColor="text1"/>
+        </w:rPr>
+        <w:t>Необходимо создать документ «Операция», с помощью которого пользователь должен иметь возможность ввести проводки с произвольной корреспонденцией счетов. При решении задачи следует учитывать возможность наличия проводок, сформированных с помощью данного документа.</w:t>
+      </w:r>
+    </w:p>
+    <w:p>
+      <w:r>
+        <w:rPr>
+          <w:color w:val="000000" w:themeColor="text1"/>
+        </w:rPr>
+        <w:t>Компания занимается оптовой торговлей. Поступление товаров отражается документом «Приходная Накладная», продажа - «Расходная накладная».</w:t>
+      </w:r>
+    </w:p>
+    <w:p>
+      <w:r>
+        <w:rPr>
+          <w:color w:val="000000" w:themeColor="text1"/>
+        </w:rPr>
+        <w:t xml:space="preserve">Учет товаров ведется в разрезе партий и сроков годности. У каждого товара указывается максимальный срок годности, который не может подвергаться изменению, например, максимальный срок годности сосисок составляет 10 дней. Сам срок годности отслеживается от момента поступления товара. Например, если сосиски поступили 1 января, то через 10 дней – с 11 января они считаются просроченными </w:t>
+      </w:r>
+    </w:p>
+    <w:p>
+      <w:r>
+        <w:rPr>
+          <w:color w:val="000000" w:themeColor="text1"/>
+        </w:rPr>
+        <w:t xml:space="preserve"> </w:t>
+      </w:r>
+      <w:bookmarkStart w:id="0" w:name="_GoBack"/>
+      <w:bookmarkEnd w:id="0"/>
+    </w:p>
+    <w:p>
+      <w:r>
+        <w:rPr>
+          <w:color w:val="000000" w:themeColor="text1"/>
+        </w:rPr>
+        <w:t>Документ «</w:t>
+      </w:r>
+      <w:r>
+        <w:rPr>
+          <w:color w:val="000000" w:themeColor="text1"/>
+        </w:rPr>
+        <w:t xml:space="preserve">Приходная </w:t>
+      </w:r>
+      <w:r>
+        <w:rPr>
+          <w:color w:val="000000" w:themeColor="text1"/>
+        </w:rPr>
+        <w:t>накладная» реализует следующие проводки:</w:t>
+      </w:r>
+    </w:p>
+    <w:p>
       <w:proofErr w:type="spellStart"/>
       <w:r>
         <w:rPr>
-          <w:color w:val="000000" w:themeColor="text1"/>
-        </w:rPr>
-        <w:t>СрокГодностиНоменклатуры</w:t>
+          <w:i/>
+          <w:iCs/>
+          <w:color w:val="000000" w:themeColor="text1"/>
+        </w:rPr>
+        <w:t>Дт</w:t>
       </w:r>
       <w:proofErr w:type="spellEnd"/>
-    </w:p>
-    <w:p>
+      <w:r>
+        <w:rPr>
+          <w:i/>
+          <w:iCs/>
+          <w:color w:val="000000" w:themeColor="text1"/>
+        </w:rPr>
+        <w:t xml:space="preserve"> «Товары» - </w:t>
+      </w:r>
       <w:proofErr w:type="spellStart"/>
       <w:r>
         <w:rPr>
-          <w:color w:val="000000" w:themeColor="text1"/>
-        </w:rPr>
-        <w:t>СрокГодностиСМоментаПокупки</w:t>
+          <w:i/>
+          <w:iCs/>
+          <w:color w:val="000000" w:themeColor="text1"/>
+        </w:rPr>
+        <w:t>Кт</w:t>
       </w:r>
       <w:proofErr w:type="spellEnd"/>
       <w:r>
         <w:rPr>
-          <w:color w:val="000000" w:themeColor="text1"/>
-        </w:rPr>
-        <w:t xml:space="preserve"> = </w:t>
-      </w:r>
-      <w:proofErr w:type="spellStart"/>
-      <w:r>
-        <w:rPr>
-          <w:color w:val="000000" w:themeColor="text1"/>
-        </w:rPr>
-        <w:t>ДатаПокупки</w:t>
-      </w:r>
-      <w:proofErr w:type="spellEnd"/>
-      <w:r>
-        <w:rPr>
-          <w:color w:val="000000" w:themeColor="text1"/>
-        </w:rPr>
-        <w:t xml:space="preserve"> + </w:t>
-      </w:r>
-      <w:proofErr w:type="spellStart"/>
-      <w:r>
-        <w:rPr>
-          <w:color w:val="000000" w:themeColor="text1"/>
-        </w:rPr>
-        <w:t>СрокГодностиНоменклатуры</w:t>
-      </w:r>
-      <w:proofErr w:type="spellEnd"/>
-      <w:r>
-        <w:rPr>
-          <w:color w:val="000000" w:themeColor="text1"/>
-        </w:rPr>
-        <w:t xml:space="preserve"> * 86400</w:t>
-      </w:r>
-    </w:p>
-    <w:p>
-      <w:pPr>
-        <w:pStyle w:val="affff1"/>
-        <w:ind w:left="360" w:firstLine="0"/>
-        <w:rPr>
-          <w:color w:val="000000" w:themeColor="text1"/>
-        </w:rPr>
-      </w:pPr>
-    </w:p>
-    <w:p>
-      <w:pPr>
-        <w:pStyle w:val="affff1"/>
-        <w:ind w:left="360" w:firstLine="0"/>
-        <w:rPr>
-          <w:color w:val="000000" w:themeColor="text1"/>
-        </w:rPr>
-      </w:pPr>
-      <w:r>
-        <w:rPr>
-          <w:color w:val="000000" w:themeColor="text1"/>
-        </w:rPr>
-        <w:t>Сделать:</w:t>
+          <w:i/>
+          <w:iCs/>
+          <w:color w:val="000000" w:themeColor="text1"/>
+        </w:rPr>
+        <w:t xml:space="preserve"> «Поставщики» на количество и сумму закупаемого товара.</w:t>
+      </w:r>
+    </w:p>
+    <w:p>
+      <w:r>
+        <w:rPr>
+          <w:i/>
+          <w:iCs/>
+          <w:color w:val="000000" w:themeColor="text1"/>
+        </w:rPr>
+        <w:t xml:space="preserve"> </w:t>
+      </w:r>
+    </w:p>
+    <w:p>
+      <w:r>
+        <w:rPr>
+          <w:color w:val="000000" w:themeColor="text1"/>
+        </w:rPr>
+        <w:t xml:space="preserve">Списание себестоимости товара должно быть организованно по партиям, по методу </w:t>
+      </w:r>
+      <w:r>
+        <w:rPr>
+          <w:color w:val="000000" w:themeColor="text1"/>
+          <w:lang w:val="en-US"/>
+        </w:rPr>
+        <w:t>FIFO</w:t>
+      </w:r>
+      <w:r>
+        <w:rPr>
+          <w:color w:val="000000" w:themeColor="text1"/>
+        </w:rPr>
+        <w:t>, или по Средней. Кроме того, должен происходить контроль срока годности, если срок годности больше даты документа, то данный товар продаваться не может.</w:t>
+      </w:r>
+    </w:p>
+    <w:p>
+      <w:r>
+        <w:rPr>
+          <w:color w:val="000000" w:themeColor="text1"/>
+        </w:rPr>
+        <w:t>Значение учетной политики может меняться не чаще, чем 1 раз в год. Следует считать, что пользователь вручную самостоятельно корректно будет устанавливать учетную политику на соответствующий период.</w:t>
+      </w:r>
+    </w:p>
+    <w:p>
+      <w:r>
+        <w:rPr>
+          <w:color w:val="000000" w:themeColor="text1"/>
+        </w:rPr>
+        <w:t>При</w:t>
+      </w:r>
+      <w:r>
+        <w:rPr>
+          <w:color w:val="000000" w:themeColor="text1"/>
+        </w:rPr>
+        <w:t xml:space="preserve"> проведении документа необходимо использовать метод, актуальный на момент проведения документа.</w:t>
+      </w:r>
+    </w:p>
+    <w:p>
+      <w:r>
+        <w:rPr>
+          <w:color w:val="000000" w:themeColor="text1"/>
+        </w:rPr>
+        <w:t>В пользовательском режиме необходимо реализовать два примера ввода и проведения документов:</w:t>
       </w:r>
     </w:p>
     <w:p>
@@ -203,7 +273,7 @@
           <w:iCs/>
           <w:color w:val="000000" w:themeColor="text1"/>
         </w:rPr>
-        <w:t xml:space="preserve"> «</w:t>
+        <w:t xml:space="preserve"> «Прибыли и убытки» - </w:t>
       </w:r>
       <w:proofErr w:type="spellStart"/>
       <w:r>
@@ -212,7 +282,7 @@
           <w:iCs/>
           <w:color w:val="000000" w:themeColor="text1"/>
         </w:rPr>
-        <w:t>ПиУ</w:t>
+        <w:t>Кт</w:t>
       </w:r>
       <w:proofErr w:type="spellEnd"/>
       <w:r>
@@ -221,8 +291,10 @@
           <w:iCs/>
           <w:color w:val="000000" w:themeColor="text1"/>
         </w:rPr>
-        <w:t xml:space="preserve">» - </w:t>
-      </w:r>
+        <w:t xml:space="preserve"> «Товары» на количество и сумму себестоимости</w:t>
+      </w:r>
+    </w:p>
+    <w:p>
       <w:proofErr w:type="spellStart"/>
       <w:r>
         <w:rPr>
@@ -230,7 +302,7 @@
           <w:iCs/>
           <w:color w:val="000000" w:themeColor="text1"/>
         </w:rPr>
-        <w:t>Кт</w:t>
+        <w:t>Дт</w:t>
       </w:r>
       <w:proofErr w:type="spellEnd"/>
       <w:r>
@@ -239,7 +311,7 @@
           <w:iCs/>
           <w:color w:val="000000" w:themeColor="text1"/>
         </w:rPr>
-        <w:t xml:space="preserve"> «</w:t>
+        <w:t xml:space="preserve"> «Покупатели» - </w:t>
       </w:r>
       <w:proofErr w:type="spellStart"/>
       <w:r>
@@ -248,7 +320,7 @@
           <w:iCs/>
           <w:color w:val="000000" w:themeColor="text1"/>
         </w:rPr>
-        <w:t>Тов</w:t>
+        <w:t>Кт</w:t>
       </w:r>
       <w:proofErr w:type="spellEnd"/>
       <w:r>
@@ -257,163 +329,454 @@
           <w:iCs/>
           <w:color w:val="000000" w:themeColor="text1"/>
         </w:rPr>
-        <w:t xml:space="preserve">» </w:t>
-      </w:r>
+        <w:t xml:space="preserve"> «Прибыли и убытки» на сумму в продажных ценах.</w:t>
+      </w:r>
+    </w:p>
+    <w:p>
+      <w:pPr>
+        <w:rPr>
+          <w:color w:val="000000" w:themeColor="text1"/>
+        </w:rPr>
+      </w:pPr>
+    </w:p>
+    <w:p>
+      <w:r>
+        <w:rPr>
+          <w:color w:val="000000" w:themeColor="text1"/>
+        </w:rPr>
+        <w:t>Товар с истекшим сроком годности списывается с помощью документа «Операция» проводкой:</w:t>
+      </w:r>
+    </w:p>
+    <w:p>
+      <w:proofErr w:type="spellStart"/>
       <w:r>
         <w:rPr>
           <w:i/>
           <w:iCs/>
           <w:color w:val="000000" w:themeColor="text1"/>
         </w:rPr>
-        <w:t>СС</w:t>
-      </w:r>
-    </w:p>
-    <w:p>
-      <w:proofErr w:type="spellStart"/>
+        <w:t>Дт</w:t>
+      </w:r>
+      <w:proofErr w:type="spellEnd"/>
       <w:r>
         <w:rPr>
           <w:i/>
           <w:iCs/>
           <w:color w:val="000000" w:themeColor="text1"/>
         </w:rPr>
-        <w:t>Дт</w:t>
-      </w:r>
-      <w:proofErr w:type="spellEnd"/>
+        <w:t xml:space="preserve"> «Прибыли и убытки» - </w:t>
+      </w:r>
+      <w:proofErr w:type="spellStart"/>
       <w:r>
         <w:rPr>
           <w:i/>
           <w:iCs/>
           <w:color w:val="000000" w:themeColor="text1"/>
         </w:rPr>
-        <w:t xml:space="preserve"> «</w:t>
-      </w:r>
-      <w:proofErr w:type="spellStart"/>
+        <w:t>Кт</w:t>
+      </w:r>
+      <w:proofErr w:type="spellEnd"/>
       <w:r>
         <w:rPr>
           <w:i/>
           <w:iCs/>
           <w:color w:val="000000" w:themeColor="text1"/>
         </w:rPr>
-        <w:t>Пок</w:t>
-      </w:r>
-      <w:proofErr w:type="spellEnd"/>
-      <w:r>
-        <w:rPr>
-          <w:i/>
-          <w:iCs/>
-          <w:color w:val="000000" w:themeColor="text1"/>
-        </w:rPr>
-        <w:t xml:space="preserve">» - </w:t>
-      </w:r>
-      <w:proofErr w:type="spellStart"/>
-      <w:r>
-        <w:rPr>
-          <w:i/>
-          <w:iCs/>
-          <w:color w:val="000000" w:themeColor="text1"/>
-        </w:rPr>
-        <w:t>Кт</w:t>
-      </w:r>
-      <w:proofErr w:type="spellEnd"/>
-      <w:r>
-        <w:rPr>
-          <w:i/>
-          <w:iCs/>
-          <w:color w:val="000000" w:themeColor="text1"/>
-        </w:rPr>
-        <w:t xml:space="preserve"> «</w:t>
-      </w:r>
-      <w:proofErr w:type="spellStart"/>
-      <w:r>
-        <w:rPr>
-          <w:i/>
-          <w:iCs/>
-          <w:color w:val="000000" w:themeColor="text1"/>
-        </w:rPr>
-        <w:t>П</w:t>
-      </w:r>
-      <w:r>
-        <w:rPr>
-          <w:i/>
-          <w:iCs/>
-          <w:color w:val="000000" w:themeColor="text1"/>
-        </w:rPr>
-        <w:t>иУ</w:t>
-      </w:r>
-      <w:proofErr w:type="spellEnd"/>
-      <w:r>
-        <w:rPr>
-          <w:i/>
-          <w:iCs/>
-          <w:color w:val="000000" w:themeColor="text1"/>
-        </w:rPr>
-        <w:t xml:space="preserve">» </w:t>
-      </w:r>
-      <w:proofErr w:type="spellStart"/>
-      <w:r>
-        <w:rPr>
-          <w:i/>
-          <w:iCs/>
-          <w:color w:val="000000" w:themeColor="text1"/>
-        </w:rPr>
-        <w:t>Прод</w:t>
-      </w:r>
-      <w:proofErr w:type="spellEnd"/>
-    </w:p>
-    <w:p>
-      <w:pPr>
-        <w:rPr>
-          <w:color w:val="000000" w:themeColor="text1"/>
-        </w:rPr>
-      </w:pPr>
-    </w:p>
-    <w:p>
-      <w:r>
-        <w:rPr>
-          <w:color w:val="000000" w:themeColor="text1"/>
-        </w:rPr>
-        <w:t>Товар с истекшим сроком годности списывается с помощью документа «Операция» проводкой:</w:t>
-      </w:r>
-    </w:p>
-    <w:p>
-      <w:proofErr w:type="spellStart"/>
-      <w:r>
-        <w:rPr>
-          <w:i/>
-          <w:iCs/>
-          <w:color w:val="000000" w:themeColor="text1"/>
-        </w:rPr>
-        <w:t>Дт</w:t>
-      </w:r>
-      <w:proofErr w:type="spellEnd"/>
-      <w:r>
-        <w:rPr>
-          <w:i/>
-          <w:iCs/>
-          <w:color w:val="000000" w:themeColor="text1"/>
-        </w:rPr>
-        <w:t xml:space="preserve"> «Прибыли и убытки» - </w:t>
-      </w:r>
-      <w:proofErr w:type="spellStart"/>
-      <w:r>
-        <w:rPr>
-          <w:i/>
-          <w:iCs/>
-          <w:color w:val="000000" w:themeColor="text1"/>
-        </w:rPr>
-        <w:t>Кт</w:t>
-      </w:r>
-      <w:proofErr w:type="spellEnd"/>
-      <w:r>
-        <w:rPr>
-          <w:i/>
-          <w:iCs/>
-          <w:color w:val="000000" w:themeColor="text1"/>
-        </w:rPr>
         <w:t xml:space="preserve"> «Товары» на количество и сумму себестоимости</w:t>
       </w:r>
-      <w:bookmarkStart w:id="0" w:name="_GoBack"/>
-      <w:bookmarkEnd w:id="0"/>
+    </w:p>
+    <w:p>
+      <w:pPr>
+        <w:rPr>
+          <w:color w:val="000000" w:themeColor="text1"/>
+        </w:rPr>
+      </w:pPr>
+    </w:p>
+    <w:p>
+      <w:r>
+        <w:rPr>
+          <w:color w:val="000000" w:themeColor="text1"/>
+        </w:rPr>
+        <w:t>Необходимо построить отчет по продажам товаров за период.</w:t>
+      </w:r>
+    </w:p>
+    <w:p/>
+    <w:p>
+      <w:r>
+        <w:rPr>
+          <w:b/>
+          <w:bCs/>
+          <w:color w:val="000000" w:themeColor="text1"/>
+        </w:rPr>
+        <w:t>Продажа товаров</w:t>
+      </w:r>
+    </w:p>
+    <w:tbl>
+      <w:tblPr>
+        <w:tblStyle w:val="affff0"/>
+        <w:tblW w:w="0" w:type="auto"/>
+        <w:tblLook w:val="04A0" w:firstRow="1" w:lastRow="0" w:firstColumn="1" w:lastColumn="0" w:noHBand="0" w:noVBand="1"/>
+      </w:tblPr>
+      <w:tblGrid>
+        <w:gridCol w:w="2480"/>
+        <w:gridCol w:w="2480"/>
+        <w:gridCol w:w="2480"/>
+        <w:gridCol w:w="2480"/>
+      </w:tblGrid>
+      <w:tr>
+        <w:tc>
+          <w:tcPr>
+            <w:tcW w:w="2480" w:type="dxa"/>
+          </w:tcPr>
+          <w:p>
+            <w:pPr>
+              <w:ind w:firstLine="0"/>
+              <w:jc w:val="center"/>
+            </w:pPr>
+            <w:r>
+              <w:rPr>
+                <w:b/>
+                <w:bCs/>
+                <w:color w:val="000000" w:themeColor="text1"/>
+              </w:rPr>
+              <w:t>Номенклатура</w:t>
+            </w:r>
+          </w:p>
+        </w:tc>
+        <w:tc>
+          <w:tcPr>
+            <w:tcW w:w="2480" w:type="dxa"/>
+          </w:tcPr>
+          <w:p>
+            <w:pPr>
+              <w:ind w:firstLine="0"/>
+              <w:jc w:val="center"/>
+            </w:pPr>
+            <w:r>
+              <w:rPr>
+                <w:b/>
+                <w:bCs/>
+                <w:color w:val="000000" w:themeColor="text1"/>
+              </w:rPr>
+              <w:t>Себестоимость</w:t>
+            </w:r>
+            <w:r>
+              <w:br/>
+            </w:r>
+            <w:r>
+              <w:rPr>
+                <w:b/>
+                <w:bCs/>
+                <w:color w:val="000000" w:themeColor="text1"/>
+              </w:rPr>
+              <w:t xml:space="preserve"> продаж</w:t>
+            </w:r>
+          </w:p>
+        </w:tc>
+        <w:tc>
+          <w:tcPr>
+            <w:tcW w:w="2480" w:type="dxa"/>
+          </w:tcPr>
+          <w:p>
+            <w:pPr>
+              <w:jc w:val="center"/>
+            </w:pPr>
+            <w:r>
+              <w:rPr>
+                <w:b/>
+                <w:bCs/>
+                <w:color w:val="000000" w:themeColor="text1"/>
+              </w:rPr>
+              <w:t>Продажа</w:t>
+            </w:r>
+          </w:p>
+          <w:p>
+            <w:pPr>
+              <w:jc w:val="center"/>
+            </w:pPr>
+            <w:r>
+              <w:rPr>
+                <w:b/>
+                <w:bCs/>
+                <w:color w:val="000000" w:themeColor="text1"/>
+              </w:rPr>
+              <w:t>кол. / сумма</w:t>
+            </w:r>
+          </w:p>
+        </w:tc>
+        <w:tc>
+          <w:tcPr>
+            <w:tcW w:w="2480" w:type="dxa"/>
+          </w:tcPr>
+          <w:p>
+            <w:pPr>
+              <w:ind w:firstLine="0"/>
+              <w:jc w:val="center"/>
+            </w:pPr>
+            <w:r>
+              <w:rPr>
+                <w:b/>
+                <w:bCs/>
+                <w:color w:val="000000" w:themeColor="text1"/>
+              </w:rPr>
+              <w:t>Списано</w:t>
+            </w:r>
+            <w:r>
+              <w:br/>
+            </w:r>
+            <w:r>
+              <w:rPr>
+                <w:b/>
+                <w:bCs/>
+                <w:color w:val="000000" w:themeColor="text1"/>
+              </w:rPr>
+              <w:t xml:space="preserve"> кол. / сумма</w:t>
+            </w:r>
+          </w:p>
+        </w:tc>
+      </w:tr>
+      <w:tr>
+        <w:tc>
+          <w:tcPr>
+            <w:tcW w:w="2480" w:type="dxa"/>
+          </w:tcPr>
+          <w:p>
+            <w:r>
+              <w:rPr>
+                <w:color w:val="000000" w:themeColor="text1"/>
+              </w:rPr>
+              <w:t xml:space="preserve">Йогурт </w:t>
+            </w:r>
+            <w:proofErr w:type="spellStart"/>
+            <w:r>
+              <w:rPr>
+                <w:color w:val="000000" w:themeColor="text1"/>
+              </w:rPr>
+              <w:t>многополезный</w:t>
+            </w:r>
+            <w:proofErr w:type="spellEnd"/>
+          </w:p>
+        </w:tc>
+        <w:tc>
+          <w:tcPr>
+            <w:tcW w:w="2480" w:type="dxa"/>
+          </w:tcPr>
+          <w:p>
+            <w:r>
+              <w:t xml:space="preserve"> 3000,00</w:t>
+            </w:r>
+          </w:p>
+          <w:p/>
+        </w:tc>
+        <w:tc>
+          <w:tcPr>
+            <w:tcW w:w="2480" w:type="dxa"/>
+          </w:tcPr>
+          <w:p>
+            <w:r>
+              <w:rPr>
+                <w:color w:val="000000" w:themeColor="text1"/>
+              </w:rPr>
+              <w:t>3</w:t>
+            </w:r>
+          </w:p>
+          <w:p>
+            <w:r>
+              <w:rPr>
+                <w:color w:val="000000" w:themeColor="text1"/>
+              </w:rPr>
+              <w:t>6200,00</w:t>
+            </w:r>
+          </w:p>
+        </w:tc>
+        <w:tc>
+          <w:tcPr>
+            <w:tcW w:w="2480" w:type="dxa"/>
+          </w:tcPr>
+          <w:p>
+            <w:r>
+              <w:t xml:space="preserve"> </w:t>
+            </w:r>
+          </w:p>
+        </w:tc>
+      </w:tr>
+      <w:tr>
+        <w:tc>
+          <w:tcPr>
+            <w:tcW w:w="2480" w:type="dxa"/>
+          </w:tcPr>
+          <w:p>
+            <w:r>
+              <w:t xml:space="preserve"> Йогурт </w:t>
+            </w:r>
+            <w:proofErr w:type="spellStart"/>
+            <w:r>
+              <w:t>сильновкусный</w:t>
+            </w:r>
+            <w:proofErr w:type="spellEnd"/>
+          </w:p>
+        </w:tc>
+        <w:tc>
+          <w:tcPr>
+            <w:tcW w:w="2480" w:type="dxa"/>
+          </w:tcPr>
+          <w:p>
+            <w:r>
+              <w:rPr>
+                <w:color w:val="000000" w:themeColor="text1"/>
+              </w:rPr>
+              <w:t>3000,00</w:t>
+            </w:r>
+          </w:p>
+          <w:p/>
+        </w:tc>
+        <w:tc>
+          <w:tcPr>
+            <w:tcW w:w="2480" w:type="dxa"/>
+          </w:tcPr>
+          <w:p>
+            <w:r>
+              <w:rPr>
+                <w:color w:val="000000" w:themeColor="text1"/>
+              </w:rPr>
+              <w:t>3</w:t>
+            </w:r>
+          </w:p>
+          <w:p>
+            <w:r>
+              <w:rPr>
+                <w:color w:val="000000" w:themeColor="text1"/>
+              </w:rPr>
+              <w:t>6200,00</w:t>
+            </w:r>
+          </w:p>
+        </w:tc>
+        <w:tc>
+          <w:tcPr>
+            <w:tcW w:w="2480" w:type="dxa"/>
+          </w:tcPr>
+          <w:p>
+            <w:pPr>
+              <w:jc w:val="right"/>
+            </w:pPr>
+          </w:p>
+          <w:p>
+            <w:pPr>
+              <w:jc w:val="right"/>
+            </w:pPr>
+          </w:p>
+        </w:tc>
+      </w:tr>
+      <w:tr>
+        <w:tc>
+          <w:tcPr>
+            <w:tcW w:w="2480" w:type="dxa"/>
+          </w:tcPr>
+          <w:p>
+            <w:r>
+              <w:rPr>
+                <w:color w:val="000000" w:themeColor="text1"/>
+              </w:rPr>
+              <w:t>Тефтельки</w:t>
+            </w:r>
+          </w:p>
+        </w:tc>
+        <w:tc>
+          <w:tcPr>
+            <w:tcW w:w="2480" w:type="dxa"/>
+          </w:tcPr>
+          <w:p>
+            <w:r>
+              <w:t xml:space="preserve"> 2500,00</w:t>
+            </w:r>
+          </w:p>
+          <w:p/>
+        </w:tc>
+        <w:tc>
+          <w:tcPr>
+            <w:tcW w:w="2480" w:type="dxa"/>
+          </w:tcPr>
+          <w:p>
+            <w:r>
+              <w:rPr>
+                <w:color w:val="000000" w:themeColor="text1"/>
+              </w:rPr>
+              <w:t>20</w:t>
+            </w:r>
+          </w:p>
+          <w:p>
+            <w:r>
+              <w:rPr>
+                <w:color w:val="000000" w:themeColor="text1"/>
+              </w:rPr>
+              <w:t>5000,00</w:t>
+            </w:r>
+          </w:p>
+        </w:tc>
+        <w:tc>
+          <w:tcPr>
+            <w:tcW w:w="2480" w:type="dxa"/>
+          </w:tcPr>
+          <w:p>
+            <w:r>
+              <w:rPr>
+                <w:color w:val="000000" w:themeColor="text1"/>
+              </w:rPr>
+              <w:t>2</w:t>
+            </w:r>
+          </w:p>
+          <w:p>
+            <w:r>
+              <w:rPr>
+                <w:color w:val="000000" w:themeColor="text1"/>
+              </w:rPr>
+              <w:t>240,00</w:t>
+            </w:r>
+          </w:p>
+        </w:tc>
+      </w:tr>
+    </w:tbl>
+    <w:p/>
+    <w:p>
+      <w:r>
+        <w:rPr>
+          <w:color w:val="000000" w:themeColor="text1"/>
+        </w:rPr>
+        <w:t xml:space="preserve">*Существует еще одна разновидность этой задачи. Отличия следующие: в документе «Приходная накладная» сразу указывается срок годности для поступающего товара, методы </w:t>
+      </w:r>
+      <w:r>
+        <w:rPr>
+          <w:color w:val="000000" w:themeColor="text1"/>
+        </w:rPr>
+        <w:lastRenderedPageBreak/>
+        <w:t xml:space="preserve">списания – </w:t>
+      </w:r>
+      <w:r>
+        <w:rPr>
+          <w:color w:val="000000" w:themeColor="text1"/>
+          <w:lang w:val="en-US"/>
+        </w:rPr>
+        <w:t>FIFO</w:t>
+      </w:r>
+      <w:r>
+        <w:rPr>
+          <w:color w:val="000000" w:themeColor="text1"/>
+        </w:rPr>
+        <w:t xml:space="preserve"> и </w:t>
+      </w:r>
+      <w:r>
+        <w:rPr>
+          <w:color w:val="000000" w:themeColor="text1"/>
+          <w:lang w:val="en-US"/>
+        </w:rPr>
+        <w:t>LIFO</w:t>
+      </w:r>
+      <w:r>
+        <w:rPr>
+          <w:color w:val="000000" w:themeColor="text1"/>
+        </w:rPr>
+        <w:t>.</w:t>
+      </w:r>
     </w:p>
     <w:sectPr>
       <w:pgSz w:w="11906" w:h="16838"/>
@@ -437,7 +800,7 @@
       <w:lvlText w:val=""/>
       <w:lvlJc w:val="left"/>
       <w:pPr>
-        <w:ind w:left="1080" w:hanging="360"/>
+        <w:ind w:left="720" w:hanging="360"/>
       </w:pPr>
       <w:rPr>
         <w:rFonts w:ascii="Symbol" w:hAnsi="Symbol" w:hint="default"/>
@@ -449,7 +812,7 @@
       <w:lvlText w:val="o"/>
       <w:lvlJc w:val="left"/>
       <w:pPr>
-        <w:ind w:left="1800" w:hanging="360"/>
+        <w:ind w:left="1440" w:hanging="360"/>
       </w:pPr>
       <w:rPr>
         <w:rFonts w:ascii="Courier New" w:hAnsi="Courier New" w:hint="default"/>
@@ -461,7 +824,7 @@
       <w:lvlText w:val=""/>
       <w:lvlJc w:val="left"/>
       <w:pPr>
-        <w:ind w:left="2520" w:hanging="360"/>
+        <w:ind w:left="2160" w:hanging="360"/>
       </w:pPr>
       <w:rPr>
         <w:rFonts w:ascii="Wingdings" w:hAnsi="Wingdings" w:hint="default"/>
@@ -473,7 +836,7 @@
       <w:lvlText w:val=""/>
       <w:lvlJc w:val="left"/>
       <w:pPr>
-        <w:ind w:left="3240" w:hanging="360"/>
+        <w:ind w:left="2880" w:hanging="360"/>
       </w:pPr>
       <w:rPr>
         <w:rFonts w:ascii="Symbol" w:hAnsi="Symbol" w:hint="default"/>
@@ -485,7 +848,7 @@
       <w:lvlText w:val="o"/>
       <w:lvlJc w:val="left"/>
       <w:pPr>
-        <w:ind w:left="3960" w:hanging="360"/>
+        <w:ind w:left="3600" w:hanging="360"/>
       </w:pPr>
       <w:rPr>
         <w:rFonts w:ascii="Courier New" w:hAnsi="Courier New" w:hint="default"/>
@@ -497,7 +860,7 @@
       <w:lvlText w:val=""/>
       <w:lvlJc w:val="left"/>
       <w:pPr>
-        <w:ind w:left="4680" w:hanging="360"/>
+        <w:ind w:left="4320" w:hanging="360"/>
       </w:pPr>
       <w:rPr>
         <w:rFonts w:ascii="Wingdings" w:hAnsi="Wingdings" w:hint="default"/>
@@ -509,7 +872,7 @@
       <w:lvlText w:val=""/>
       <w:lvlJc w:val="left"/>
       <w:pPr>
-        <w:ind w:left="5400" w:hanging="360"/>
+        <w:ind w:left="5040" w:hanging="360"/>
       </w:pPr>
       <w:rPr>
         <w:rFonts w:ascii="Symbol" w:hAnsi="Symbol" w:hint="default"/>
@@ -521,7 +884,7 @@
       <w:lvlText w:val="o"/>
       <w:lvlJc w:val="left"/>
       <w:pPr>
-        <w:ind w:left="6120" w:hanging="360"/>
+        <w:ind w:left="5760" w:hanging="360"/>
       </w:pPr>
       <w:rPr>
         <w:rFonts w:ascii="Courier New" w:hAnsi="Courier New" w:hint="default"/>
@@ -533,7 +896,7 @@
       <w:lvlText w:val=""/>
       <w:lvlJc w:val="left"/>
       <w:pPr>
-        <w:ind w:left="6840" w:hanging="360"/>
+        <w:ind w:left="6480" w:hanging="360"/>
       </w:pPr>
       <w:rPr>
         <w:rFonts w:ascii="Wingdings" w:hAnsi="Wingdings" w:hint="default"/>
@@ -2019,7 +2382,7 @@
 </file>
 
 <file path=customXml/itemProps1.xml><?xml version="1.0" encoding="utf-8"?>
-<ds:datastoreItem xmlns:ds="http://schemas.openxmlformats.org/officeDocument/2006/customXml" ds:itemID="{4D068394-5555-4956-ABA7-7A95AAB8088C}">
+<ds:datastoreItem xmlns:ds="http://schemas.openxmlformats.org/officeDocument/2006/customXml" ds:itemID="{9C4841E2-9E77-4C76-A8A7-8BE9CDA0A7E4}">
   <ds:schemaRefs>
     <ds:schemaRef ds:uri="http://schemas.openxmlformats.org/officeDocument/2006/bibliography"/>
   </ds:schemaRefs>
